--- a/DESCRIPTION.docx
+++ b/DESCRIPTION.docx
@@ -76,7 +76,15 @@
         <w:pStyle w:val="ListBullet"/>
       </w:pPr>
       <w:r>
-        <w:t>Git Collaboration: Initialized local and remote GitHub repository with a clean professional directory structure (data/, notebooks/, src/, requirements.txt, .gitignore).</w:t>
+        <w:t>Git Collaboration: Initialized local and remote GitHub repository with a clean professional directory structure (data/, notebooks/, src/, requirements.txt</w:t>
+      </w:r>
+      <w:proofErr w:type="gramStart"/>
+      <w:r>
+        <w:t>, .gitignore</w:t>
+      </w:r>
+      <w:proofErr w:type="gramEnd"/>
+      <w:r>
+        <w:t>).</w:t>
       </w:r>
     </w:p>
     <w:p>
@@ -1271,8 +1279,1639 @@
     </w:p>
     <w:p>
       <w:pPr>
+        <w:pStyle w:val="ListBullet"/>
+        <w:numPr>
+          <w:ilvl w:val="0"/>
+          <w:numId w:val="0"/>
+        </w:numPr>
+        <w:ind w:left="360" w:hanging="360"/>
+      </w:pPr>
+    </w:p>
+    <w:p>
+      <w:r>
+        <w:br w:type="page"/>
+      </w:r>
+    </w:p>
+    <w:p>
+      <w:pPr>
+        <w:pStyle w:val="ListBullet"/>
+        <w:numPr>
+          <w:ilvl w:val="0"/>
+          <w:numId w:val="0"/>
+        </w:numPr>
+        <w:ind w:left="360" w:hanging="360"/>
+      </w:pPr>
+    </w:p>
+    <w:p>
+      <w:pPr>
+        <w:pStyle w:val="ListBullet"/>
+        <w:numPr>
+          <w:ilvl w:val="0"/>
+          <w:numId w:val="0"/>
+        </w:numPr>
+        <w:ind w:left="360" w:hanging="360"/>
+      </w:pPr>
+    </w:p>
+    <w:p>
+      <w:pPr>
+        <w:pStyle w:val="ListBullet"/>
+        <w:numPr>
+          <w:ilvl w:val="0"/>
+          <w:numId w:val="0"/>
+        </w:numPr>
+        <w:ind w:left="360" w:hanging="360"/>
+      </w:pPr>
+    </w:p>
+    <w:p>
+      <w:pPr>
+        <w:pStyle w:val="Heading1"/>
+      </w:pPr>
+      <w:r>
+        <w:t>Phase 2 (Part 1): Exploratory Data Analysis &amp; Statistical Diagnostics</w:t>
+      </w:r>
+    </w:p>
+    <w:p>
+      <w:r>
+        <w:rPr>
+          <w:i/>
+        </w:rPr>
+        <w:t>Alignment: Module S-1 (Data Mining: Central Tendency, Dispersion, Proximity &amp; Shape)</w:t>
+      </w:r>
+    </w:p>
+    <w:p>
+      <w:pPr>
+        <w:pStyle w:val="Heading2"/>
+      </w:pPr>
+      <w:r>
+        <w:t>1. Executive Summary of Phase 2 (Part 1)</w:t>
+      </w:r>
+    </w:p>
+    <w:p>
+      <w:r>
+        <w:t>In this stage of exploratory data analysis, we applied statistical rigor from Course Module S-1 to evaluate the distribution shapes, central tendencies, dispersions, and outlier properties of all 52,584 observations. Understanding these distributions is mathematically essential before designing machine learning models or training with Stochastic Gradient Descent (SGD).</w:t>
+      </w:r>
+    </w:p>
+    <w:p>
+      <w:pPr>
+        <w:pStyle w:val="ListBullet"/>
+      </w:pPr>
+      <w:r>
+        <w:t>Statistical Profiling: Formulated a summary matrix computing Mean, Median, Standard Deviation, Variance, Interquartile Range (IQR), Skewness, and Kurtosis across all continuous features.</w:t>
+      </w:r>
+    </w:p>
+    <w:p>
+      <w:pPr>
+        <w:pStyle w:val="ListBullet"/>
+      </w:pPr>
+      <w:r>
+        <w:t>Distribution &amp; Outlier Mapping: Constructed an 8-panel diagnostic visualization grid combining Histograms with Kernel Density Estimation (KDE) and Boxplots to isolate extreme events.</w:t>
+      </w:r>
+    </w:p>
+    <w:p>
+      <w:pPr>
+        <w:pStyle w:val="ListBullet"/>
+      </w:pPr>
+      <w:r>
+        <w:t>Discovery of Heavy Right Skewness: Identified severe positive skewness in solar plasma parameters (Temperature skewness = +4.23, Proton Density skewness = +2.80, Pressure skewness = +3.53) driven by episodic Coronal Mass Ejections (CMEs).</w:t>
+      </w:r>
+    </w:p>
+    <w:p>
+      <w:pPr>
+        <w:pStyle w:val="ListBullet"/>
+      </w:pPr>
+      <w:r>
+        <w:t>Confirmation of Target Asymmetry: Confirmed strong negative skewness in the Dst prediction target (-2.09) caused by rare, high-consequence geomagnetic storms pulling values down to -213 nT.</w:t>
+      </w:r>
+    </w:p>
+    <w:p>
+      <w:pPr>
+        <w:pStyle w:val="ListBullet"/>
+      </w:pPr>
+      <w:r>
+        <w:t xml:space="preserve">Optimization Pre-Conditioning: Mathematically justified why heavy tails (Kurtosis up to 47.95) mandate feature scaling (StandardScaler / RobustScaler) prior to applying </w:t>
+      </w:r>
+      <w:proofErr w:type="spellStart"/>
+      <w:r>
+        <w:t>SGDRegressor</w:t>
+      </w:r>
+      <w:proofErr w:type="spellEnd"/>
+      <w:r>
+        <w:t>.</w:t>
+      </w:r>
+    </w:p>
+    <w:p>
+      <w:pPr>
+        <w:pStyle w:val="ListBullet"/>
+        <w:numPr>
+          <w:ilvl w:val="0"/>
+          <w:numId w:val="0"/>
+        </w:numPr>
+        <w:ind w:left="360" w:hanging="360"/>
+      </w:pPr>
+    </w:p>
+    <w:p>
+      <w:pPr>
+        <w:pStyle w:val="ListBullet"/>
+        <w:numPr>
+          <w:ilvl w:val="0"/>
+          <w:numId w:val="0"/>
+        </w:numPr>
+        <w:ind w:left="360" w:hanging="360"/>
+      </w:pPr>
+    </w:p>
+    <w:p>
+      <w:pPr>
+        <w:pStyle w:val="ListBullet"/>
+        <w:numPr>
+          <w:ilvl w:val="0"/>
+          <w:numId w:val="0"/>
+        </w:numPr>
+        <w:ind w:left="360" w:hanging="360"/>
+      </w:pPr>
+    </w:p>
+    <w:p>
+      <w:pPr>
+        <w:pStyle w:val="ListBullet"/>
+        <w:numPr>
+          <w:ilvl w:val="0"/>
+          <w:numId w:val="0"/>
+        </w:numPr>
+        <w:ind w:left="360" w:hanging="360"/>
+      </w:pPr>
+    </w:p>
+    <w:p>
+      <w:pPr>
+        <w:pStyle w:val="ListBullet"/>
+        <w:numPr>
+          <w:ilvl w:val="0"/>
+          <w:numId w:val="0"/>
+        </w:numPr>
+        <w:ind w:left="360" w:hanging="360"/>
+      </w:pPr>
+    </w:p>
+    <w:p>
+      <w:pPr>
+        <w:pStyle w:val="ListBullet"/>
+        <w:numPr>
+          <w:ilvl w:val="0"/>
+          <w:numId w:val="0"/>
+        </w:numPr>
+        <w:ind w:left="360" w:hanging="360"/>
+      </w:pPr>
+    </w:p>
+    <w:p>
+      <w:pPr>
+        <w:pStyle w:val="ListBullet"/>
+        <w:numPr>
+          <w:ilvl w:val="0"/>
+          <w:numId w:val="0"/>
+        </w:numPr>
+        <w:ind w:left="360" w:hanging="360"/>
+      </w:pPr>
+    </w:p>
+    <w:p>
+      <w:pPr>
+        <w:pStyle w:val="ListBullet"/>
+        <w:numPr>
+          <w:ilvl w:val="0"/>
+          <w:numId w:val="0"/>
+        </w:numPr>
+        <w:ind w:left="360" w:hanging="360"/>
+      </w:pPr>
+    </w:p>
+    <w:p>
+      <w:pPr>
+        <w:pStyle w:val="ListBullet"/>
+        <w:numPr>
+          <w:ilvl w:val="0"/>
+          <w:numId w:val="0"/>
+        </w:numPr>
+        <w:ind w:left="360" w:hanging="360"/>
+      </w:pPr>
+    </w:p>
+    <w:p>
+      <w:pPr>
+        <w:pStyle w:val="ListBullet"/>
+        <w:numPr>
+          <w:ilvl w:val="0"/>
+          <w:numId w:val="0"/>
+        </w:numPr>
+        <w:ind w:left="360" w:hanging="360"/>
+      </w:pPr>
+    </w:p>
+    <w:p>
+      <w:pPr>
+        <w:pStyle w:val="ListBullet"/>
+        <w:numPr>
+          <w:ilvl w:val="0"/>
+          <w:numId w:val="0"/>
+        </w:numPr>
+        <w:ind w:left="360" w:hanging="360"/>
+      </w:pPr>
+    </w:p>
+    <w:p>
+      <w:pPr>
+        <w:pStyle w:val="ListBullet"/>
+        <w:numPr>
+          <w:ilvl w:val="0"/>
+          <w:numId w:val="0"/>
+        </w:numPr>
+        <w:ind w:left="360" w:hanging="360"/>
+      </w:pPr>
+    </w:p>
+    <w:p>
+      <w:pPr>
+        <w:pStyle w:val="ListBullet"/>
+        <w:numPr>
+          <w:ilvl w:val="0"/>
+          <w:numId w:val="0"/>
+        </w:numPr>
+        <w:ind w:left="360" w:hanging="360"/>
+      </w:pPr>
+    </w:p>
+    <w:p>
+      <w:pPr>
+        <w:pStyle w:val="ListBullet"/>
+        <w:numPr>
+          <w:ilvl w:val="0"/>
+          <w:numId w:val="0"/>
+        </w:numPr>
+        <w:ind w:left="360" w:hanging="360"/>
+      </w:pPr>
+    </w:p>
+    <w:p>
+      <w:pPr>
+        <w:pStyle w:val="Heading2"/>
+      </w:pPr>
+      <w:r>
+        <w:lastRenderedPageBreak/>
+        <w:t>2. Empirical Statistical Diagnostic Matrix (Actual Dataset Values)</w:t>
+      </w:r>
+    </w:p>
+    <w:tbl>
+      <w:tblPr>
+        <w:tblW w:w="0" w:type="auto"/>
+        <w:jc w:val="center"/>
+        <w:tblLook w:val="04A0" w:firstRow="1" w:lastRow="0" w:firstColumn="1" w:lastColumn="0" w:noHBand="0" w:noVBand="1"/>
+      </w:tblPr>
+      <w:tblGrid>
+        <w:gridCol w:w="1333"/>
+        <w:gridCol w:w="1170"/>
+        <w:gridCol w:w="1170"/>
+        <w:gridCol w:w="1170"/>
+        <w:gridCol w:w="1170"/>
+        <w:gridCol w:w="1170"/>
+        <w:gridCol w:w="1170"/>
+        <w:gridCol w:w="1179"/>
+      </w:tblGrid>
+      <w:tr>
+        <w:trPr>
+          <w:jc w:val="center"/>
+        </w:trPr>
+        <w:tc>
+          <w:tcPr>
+            <w:tcW w:w="1333" w:type="dxa"/>
+            <w:shd w:val="clear" w:color="auto" w:fill="1B365D"/>
+          </w:tcPr>
+          <w:p>
+            <w:r>
+              <w:rPr>
+                <w:b/>
+                <w:color w:val="FFFFFF"/>
+                <w:sz w:val="17"/>
+              </w:rPr>
+              <w:t>Feature</w:t>
+            </w:r>
+          </w:p>
+        </w:tc>
+        <w:tc>
+          <w:tcPr>
+            <w:tcW w:w="1170" w:type="dxa"/>
+            <w:shd w:val="clear" w:color="auto" w:fill="1B365D"/>
+          </w:tcPr>
+          <w:p>
+            <w:r>
+              <w:rPr>
+                <w:b/>
+                <w:color w:val="FFFFFF"/>
+                <w:sz w:val="17"/>
+              </w:rPr>
+              <w:t>Mean</w:t>
+            </w:r>
+          </w:p>
+        </w:tc>
+        <w:tc>
+          <w:tcPr>
+            <w:tcW w:w="1170" w:type="dxa"/>
+            <w:shd w:val="clear" w:color="auto" w:fill="1B365D"/>
+          </w:tcPr>
+          <w:p>
+            <w:r>
+              <w:rPr>
+                <w:b/>
+                <w:color w:val="FFFFFF"/>
+                <w:sz w:val="17"/>
+              </w:rPr>
+              <w:t>Median</w:t>
+            </w:r>
+          </w:p>
+        </w:tc>
+        <w:tc>
+          <w:tcPr>
+            <w:tcW w:w="1170" w:type="dxa"/>
+            <w:shd w:val="clear" w:color="auto" w:fill="1B365D"/>
+          </w:tcPr>
+          <w:p>
+            <w:r>
+              <w:rPr>
+                <w:b/>
+                <w:color w:val="FFFFFF"/>
+                <w:sz w:val="17"/>
+              </w:rPr>
+              <w:t>Std Dev</w:t>
+            </w:r>
+          </w:p>
+        </w:tc>
+        <w:tc>
+          <w:tcPr>
+            <w:tcW w:w="1170" w:type="dxa"/>
+            <w:shd w:val="clear" w:color="auto" w:fill="1B365D"/>
+          </w:tcPr>
+          <w:p>
+            <w:r>
+              <w:rPr>
+                <w:b/>
+                <w:color w:val="FFFFFF"/>
+                <w:sz w:val="17"/>
+              </w:rPr>
+              <w:t>IQR</w:t>
+            </w:r>
+          </w:p>
+        </w:tc>
+        <w:tc>
+          <w:tcPr>
+            <w:tcW w:w="1170" w:type="dxa"/>
+            <w:shd w:val="clear" w:color="auto" w:fill="1B365D"/>
+          </w:tcPr>
+          <w:p>
+            <w:r>
+              <w:rPr>
+                <w:b/>
+                <w:color w:val="FFFFFF"/>
+                <w:sz w:val="17"/>
+              </w:rPr>
+              <w:t>Skewness</w:t>
+            </w:r>
+          </w:p>
+        </w:tc>
+        <w:tc>
+          <w:tcPr>
+            <w:tcW w:w="1170" w:type="dxa"/>
+            <w:shd w:val="clear" w:color="auto" w:fill="1B365D"/>
+          </w:tcPr>
+          <w:p>
+            <w:r>
+              <w:rPr>
+                <w:b/>
+                <w:color w:val="FFFFFF"/>
+                <w:sz w:val="17"/>
+              </w:rPr>
+              <w:t>Kurtosis</w:t>
+            </w:r>
+          </w:p>
+        </w:tc>
+        <w:tc>
+          <w:tcPr>
+            <w:tcW w:w="1179" w:type="dxa"/>
+            <w:shd w:val="clear" w:color="auto" w:fill="1B365D"/>
+          </w:tcPr>
+          <w:p>
+            <w:r>
+              <w:rPr>
+                <w:b/>
+                <w:color w:val="FFFFFF"/>
+                <w:sz w:val="17"/>
+              </w:rPr>
+              <w:t>Distribution Shape</w:t>
+            </w:r>
+          </w:p>
+        </w:tc>
+      </w:tr>
+      <w:tr>
+        <w:trPr>
+          <w:jc w:val="center"/>
+        </w:trPr>
+        <w:tc>
+          <w:tcPr>
+            <w:tcW w:w="1333" w:type="dxa"/>
+            <w:shd w:val="clear" w:color="auto" w:fill="F2F4F7"/>
+          </w:tcPr>
+          <w:p>
+            <w:r>
+              <w:rPr>
+                <w:sz w:val="17"/>
+              </w:rPr>
+              <w:t>Scalar_B (nT)</w:t>
+            </w:r>
+          </w:p>
+        </w:tc>
+        <w:tc>
+          <w:tcPr>
+            <w:tcW w:w="1170" w:type="dxa"/>
+            <w:shd w:val="clear" w:color="auto" w:fill="F2F4F7"/>
+          </w:tcPr>
+          <w:p>
+            <w:r>
+              <w:rPr>
+                <w:sz w:val="17"/>
+              </w:rPr>
+              <w:t>5.25</w:t>
+            </w:r>
+          </w:p>
+        </w:tc>
+        <w:tc>
+          <w:tcPr>
+            <w:tcW w:w="1170" w:type="dxa"/>
+            <w:shd w:val="clear" w:color="auto" w:fill="F2F4F7"/>
+          </w:tcPr>
+          <w:p>
+            <w:r>
+              <w:rPr>
+                <w:sz w:val="17"/>
+              </w:rPr>
+              <w:t>4.70</w:t>
+            </w:r>
+          </w:p>
+        </w:tc>
+        <w:tc>
+          <w:tcPr>
+            <w:tcW w:w="1170" w:type="dxa"/>
+            <w:shd w:val="clear" w:color="auto" w:fill="F2F4F7"/>
+          </w:tcPr>
+          <w:p>
+            <w:r>
+              <w:rPr>
+                <w:sz w:val="17"/>
+              </w:rPr>
+              <w:t>2.59</w:t>
+            </w:r>
+          </w:p>
+        </w:tc>
+        <w:tc>
+          <w:tcPr>
+            <w:tcW w:w="1170" w:type="dxa"/>
+            <w:shd w:val="clear" w:color="auto" w:fill="F2F4F7"/>
+          </w:tcPr>
+          <w:p>
+            <w:r>
+              <w:rPr>
+                <w:sz w:val="17"/>
+              </w:rPr>
+              <w:t>2.60</w:t>
+            </w:r>
+          </w:p>
+        </w:tc>
+        <w:tc>
+          <w:tcPr>
+            <w:tcW w:w="1170" w:type="dxa"/>
+            <w:shd w:val="clear" w:color="auto" w:fill="F2F4F7"/>
+          </w:tcPr>
+          <w:p>
+            <w:r>
+              <w:rPr>
+                <w:sz w:val="17"/>
+              </w:rPr>
+              <w:t>+2.46</w:t>
+            </w:r>
+          </w:p>
+        </w:tc>
+        <w:tc>
+          <w:tcPr>
+            <w:tcW w:w="1170" w:type="dxa"/>
+            <w:shd w:val="clear" w:color="auto" w:fill="F2F4F7"/>
+          </w:tcPr>
+          <w:p>
+            <w:r>
+              <w:rPr>
+                <w:sz w:val="17"/>
+              </w:rPr>
+              <w:t>11.86</w:t>
+            </w:r>
+          </w:p>
+        </w:tc>
+        <w:tc>
+          <w:tcPr>
+            <w:tcW w:w="1179" w:type="dxa"/>
+            <w:shd w:val="clear" w:color="auto" w:fill="F2F4F7"/>
+          </w:tcPr>
+          <w:p>
+            <w:r>
+              <w:rPr>
+                <w:sz w:val="17"/>
+              </w:rPr>
+              <w:t>Right-Skewed / Leptokurtic</w:t>
+            </w:r>
+          </w:p>
+        </w:tc>
+      </w:tr>
+      <w:tr>
+        <w:trPr>
+          <w:jc w:val="center"/>
+        </w:trPr>
+        <w:tc>
+          <w:tcPr>
+            <w:tcW w:w="1333" w:type="dxa"/>
+          </w:tcPr>
+          <w:p>
+            <w:r>
+              <w:rPr>
+                <w:sz w:val="17"/>
+              </w:rPr>
+              <w:t>BZ_GSM (nT)</w:t>
+            </w:r>
+          </w:p>
+        </w:tc>
+        <w:tc>
+          <w:tcPr>
+            <w:tcW w:w="1170" w:type="dxa"/>
+          </w:tcPr>
+          <w:p>
+            <w:r>
+              <w:rPr>
+                <w:sz w:val="17"/>
+              </w:rPr>
+              <w:t>-0.13</w:t>
+            </w:r>
+          </w:p>
+        </w:tc>
+        <w:tc>
+          <w:tcPr>
+            <w:tcW w:w="1170" w:type="dxa"/>
+          </w:tcPr>
+          <w:p>
+            <w:r>
+              <w:rPr>
+                <w:sz w:val="17"/>
+              </w:rPr>
+              <w:t>-0.20</w:t>
+            </w:r>
+          </w:p>
+        </w:tc>
+        <w:tc>
+          <w:tcPr>
+            <w:tcW w:w="1170" w:type="dxa"/>
+          </w:tcPr>
+          <w:p>
+            <w:r>
+              <w:rPr>
+                <w:sz w:val="17"/>
+              </w:rPr>
+              <w:t>2.66</w:t>
+            </w:r>
+          </w:p>
+        </w:tc>
+        <w:tc>
+          <w:tcPr>
+            <w:tcW w:w="1170" w:type="dxa"/>
+          </w:tcPr>
+          <w:p>
+            <w:r>
+              <w:rPr>
+                <w:sz w:val="17"/>
+              </w:rPr>
+              <w:t>2.70</w:t>
+            </w:r>
+          </w:p>
+        </w:tc>
+        <w:tc>
+          <w:tcPr>
+            <w:tcW w:w="1170" w:type="dxa"/>
+          </w:tcPr>
+          <w:p>
+            <w:r>
+              <w:rPr>
+                <w:sz w:val="17"/>
+              </w:rPr>
+              <w:t>+0.19</w:t>
+            </w:r>
+          </w:p>
+        </w:tc>
+        <w:tc>
+          <w:tcPr>
+            <w:tcW w:w="1170" w:type="dxa"/>
+          </w:tcPr>
+          <w:p>
+            <w:r>
+              <w:rPr>
+                <w:sz w:val="17"/>
+              </w:rPr>
+              <w:t>8.07</w:t>
+            </w:r>
+          </w:p>
+        </w:tc>
+        <w:tc>
+          <w:tcPr>
+            <w:tcW w:w="1179" w:type="dxa"/>
+          </w:tcPr>
+          <w:p>
+            <w:r>
+              <w:rPr>
+                <w:sz w:val="17"/>
+              </w:rPr>
+              <w:t>Near-Symmetric around 0</w:t>
+            </w:r>
+          </w:p>
+        </w:tc>
+      </w:tr>
+      <w:tr>
+        <w:trPr>
+          <w:jc w:val="center"/>
+        </w:trPr>
+        <w:tc>
+          <w:tcPr>
+            <w:tcW w:w="1333" w:type="dxa"/>
+            <w:shd w:val="clear" w:color="auto" w:fill="F2F4F7"/>
+          </w:tcPr>
+          <w:p>
+            <w:r>
+              <w:rPr>
+                <w:sz w:val="17"/>
+              </w:rPr>
+              <w:t>Flow_Speed (km/s)</w:t>
+            </w:r>
+          </w:p>
+        </w:tc>
+        <w:tc>
+          <w:tcPr>
+            <w:tcW w:w="1170" w:type="dxa"/>
+            <w:shd w:val="clear" w:color="auto" w:fill="F2F4F7"/>
+          </w:tcPr>
+          <w:p>
+            <w:r>
+              <w:rPr>
+                <w:sz w:val="17"/>
+              </w:rPr>
+              <w:t>410.32</w:t>
+            </w:r>
+          </w:p>
+        </w:tc>
+        <w:tc>
+          <w:tcPr>
+            <w:tcW w:w="1170" w:type="dxa"/>
+            <w:shd w:val="clear" w:color="auto" w:fill="F2F4F7"/>
+          </w:tcPr>
+          <w:p>
+            <w:r>
+              <w:rPr>
+                <w:sz w:val="17"/>
+              </w:rPr>
+              <w:t>391.00</w:t>
+            </w:r>
+          </w:p>
+        </w:tc>
+        <w:tc>
+          <w:tcPr>
+            <w:tcW w:w="1170" w:type="dxa"/>
+            <w:shd w:val="clear" w:color="auto" w:fill="F2F4F7"/>
+          </w:tcPr>
+          <w:p>
+            <w:r>
+              <w:rPr>
+                <w:sz w:val="17"/>
+              </w:rPr>
+              <w:t>85.65</w:t>
+            </w:r>
+          </w:p>
+        </w:tc>
+        <w:tc>
+          <w:tcPr>
+            <w:tcW w:w="1170" w:type="dxa"/>
+            <w:shd w:val="clear" w:color="auto" w:fill="F2F4F7"/>
+          </w:tcPr>
+          <w:p>
+            <w:r>
+              <w:rPr>
+                <w:sz w:val="17"/>
+              </w:rPr>
+              <w:t>116.00</w:t>
+            </w:r>
+          </w:p>
+        </w:tc>
+        <w:tc>
+          <w:tcPr>
+            <w:tcW w:w="1170" w:type="dxa"/>
+            <w:shd w:val="clear" w:color="auto" w:fill="F2F4F7"/>
+          </w:tcPr>
+          <w:p>
+            <w:r>
+              <w:rPr>
+                <w:sz w:val="17"/>
+              </w:rPr>
+              <w:t>+0.94</w:t>
+            </w:r>
+          </w:p>
+        </w:tc>
+        <w:tc>
+          <w:tcPr>
+            <w:tcW w:w="1170" w:type="dxa"/>
+            <w:shd w:val="clear" w:color="auto" w:fill="F2F4F7"/>
+          </w:tcPr>
+          <w:p>
+            <w:r>
+              <w:rPr>
+                <w:sz w:val="17"/>
+              </w:rPr>
+              <w:t>0.55</w:t>
+            </w:r>
+          </w:p>
+        </w:tc>
+        <w:tc>
+          <w:tcPr>
+            <w:tcW w:w="1179" w:type="dxa"/>
+            <w:shd w:val="clear" w:color="auto" w:fill="F2F4F7"/>
+          </w:tcPr>
+          <w:p>
+            <w:r>
+              <w:rPr>
+                <w:sz w:val="17"/>
+              </w:rPr>
+              <w:t>Mild Right Skew / Mesokurtic</w:t>
+            </w:r>
+          </w:p>
+        </w:tc>
+      </w:tr>
+      <w:tr>
+        <w:trPr>
+          <w:jc w:val="center"/>
+        </w:trPr>
+        <w:tc>
+          <w:tcPr>
+            <w:tcW w:w="1333" w:type="dxa"/>
+          </w:tcPr>
+          <w:p>
+            <w:r>
+              <w:rPr>
+                <w:sz w:val="17"/>
+              </w:rPr>
+              <w:t>Proton_Density (N/cm^3)</w:t>
+            </w:r>
+          </w:p>
+        </w:tc>
+        <w:tc>
+          <w:tcPr>
+            <w:tcW w:w="1170" w:type="dxa"/>
+          </w:tcPr>
+          <w:p>
+            <w:r>
+              <w:rPr>
+                <w:sz w:val="17"/>
+              </w:rPr>
+              <w:t>6.31</w:t>
+            </w:r>
+          </w:p>
+        </w:tc>
+        <w:tc>
+          <w:tcPr>
+            <w:tcW w:w="1170" w:type="dxa"/>
+          </w:tcPr>
+          <w:p>
+            <w:r>
+              <w:rPr>
+                <w:sz w:val="17"/>
+              </w:rPr>
+              <w:t>5.00</w:t>
+            </w:r>
+          </w:p>
+        </w:tc>
+        <w:tc>
+          <w:tcPr>
+            <w:tcW w:w="1170" w:type="dxa"/>
+          </w:tcPr>
+          <w:p>
+            <w:r>
+              <w:rPr>
+                <w:sz w:val="17"/>
+              </w:rPr>
+              <w:t>4.73</w:t>
+            </w:r>
+          </w:p>
+        </w:tc>
+        <w:tc>
+          <w:tcPr>
+            <w:tcW w:w="1170" w:type="dxa"/>
+          </w:tcPr>
+          <w:p>
+            <w:r>
+              <w:rPr>
+                <w:sz w:val="17"/>
+              </w:rPr>
+              <w:t>4.61</w:t>
+            </w:r>
+          </w:p>
+        </w:tc>
+        <w:tc>
+          <w:tcPr>
+            <w:tcW w:w="1170" w:type="dxa"/>
+          </w:tcPr>
+          <w:p>
+            <w:r>
+              <w:rPr>
+                <w:sz w:val="17"/>
+              </w:rPr>
+              <w:t>+2.80</w:t>
+            </w:r>
+          </w:p>
+        </w:tc>
+        <w:tc>
+          <w:tcPr>
+            <w:tcW w:w="1170" w:type="dxa"/>
+          </w:tcPr>
+          <w:p>
+            <w:r>
+              <w:rPr>
+                <w:sz w:val="17"/>
+              </w:rPr>
+              <w:t>15.18</w:t>
+            </w:r>
+          </w:p>
+        </w:tc>
+        <w:tc>
+          <w:tcPr>
+            <w:tcW w:w="1179" w:type="dxa"/>
+          </w:tcPr>
+          <w:p>
+            <w:r>
+              <w:rPr>
+                <w:sz w:val="17"/>
+              </w:rPr>
+              <w:t>Heavy Right Skew / Outlier-Rich</w:t>
+            </w:r>
+          </w:p>
+        </w:tc>
+      </w:tr>
+      <w:tr>
+        <w:trPr>
+          <w:jc w:val="center"/>
+        </w:trPr>
+        <w:tc>
+          <w:tcPr>
+            <w:tcW w:w="1333" w:type="dxa"/>
+            <w:shd w:val="clear" w:color="auto" w:fill="F2F4F7"/>
+          </w:tcPr>
+          <w:p>
+            <w:r>
+              <w:rPr>
+                <w:sz w:val="17"/>
+              </w:rPr>
+              <w:t>Temperature (K)</w:t>
+            </w:r>
+          </w:p>
+        </w:tc>
+        <w:tc>
+          <w:tcPr>
+            <w:tcW w:w="1170" w:type="dxa"/>
+            <w:shd w:val="clear" w:color="auto" w:fill="F2F4F7"/>
+          </w:tcPr>
+          <w:p>
+            <w:r>
+              <w:rPr>
+                <w:sz w:val="17"/>
+              </w:rPr>
+              <w:t>81,711</w:t>
+            </w:r>
+          </w:p>
+        </w:tc>
+        <w:tc>
+          <w:tcPr>
+            <w:tcW w:w="1170" w:type="dxa"/>
+            <w:shd w:val="clear" w:color="auto" w:fill="F2F4F7"/>
+          </w:tcPr>
+          <w:p>
+            <w:r>
+              <w:rPr>
+                <w:sz w:val="17"/>
+              </w:rPr>
+              <w:t>57,691</w:t>
+            </w:r>
+          </w:p>
+        </w:tc>
+        <w:tc>
+          <w:tcPr>
+            <w:tcW w:w="1170" w:type="dxa"/>
+            <w:shd w:val="clear" w:color="auto" w:fill="F2F4F7"/>
+          </w:tcPr>
+          <w:p>
+            <w:r>
+              <w:rPr>
+                <w:sz w:val="17"/>
+              </w:rPr>
+              <w:t>78,944</w:t>
+            </w:r>
+          </w:p>
+        </w:tc>
+        <w:tc>
+          <w:tcPr>
+            <w:tcW w:w="1170" w:type="dxa"/>
+            <w:shd w:val="clear" w:color="auto" w:fill="F2F4F7"/>
+          </w:tcPr>
+          <w:p>
+            <w:r>
+              <w:rPr>
+                <w:sz w:val="17"/>
+              </w:rPr>
+              <w:t>72,513</w:t>
+            </w:r>
+          </w:p>
+        </w:tc>
+        <w:tc>
+          <w:tcPr>
+            <w:tcW w:w="1170" w:type="dxa"/>
+            <w:shd w:val="clear" w:color="auto" w:fill="F2F4F7"/>
+          </w:tcPr>
+          <w:p>
+            <w:r>
+              <w:rPr>
+                <w:sz w:val="17"/>
+              </w:rPr>
+              <w:t>+4.23</w:t>
+            </w:r>
+          </w:p>
+        </w:tc>
+        <w:tc>
+          <w:tcPr>
+            <w:tcW w:w="1170" w:type="dxa"/>
+            <w:shd w:val="clear" w:color="auto" w:fill="F2F4F7"/>
+          </w:tcPr>
+          <w:p>
+            <w:r>
+              <w:rPr>
+                <w:sz w:val="17"/>
+              </w:rPr>
+              <w:t>47.95</w:t>
+            </w:r>
+          </w:p>
+        </w:tc>
+        <w:tc>
+          <w:tcPr>
+            <w:tcW w:w="1179" w:type="dxa"/>
+            <w:shd w:val="clear" w:color="auto" w:fill="F2F4F7"/>
+          </w:tcPr>
+          <w:p>
+            <w:r>
+              <w:rPr>
+                <w:sz w:val="17"/>
+              </w:rPr>
+              <w:t>Extreme Right Skew (CME Spikes)</w:t>
+            </w:r>
+          </w:p>
+        </w:tc>
+      </w:tr>
+      <w:tr>
+        <w:trPr>
+          <w:jc w:val="center"/>
+        </w:trPr>
+        <w:tc>
+          <w:tcPr>
+            <w:tcW w:w="1333" w:type="dxa"/>
+          </w:tcPr>
+          <w:p>
+            <w:r>
+              <w:rPr>
+                <w:sz w:val="17"/>
+              </w:rPr>
+              <w:t>Flow_Pressure (nPa)</w:t>
+            </w:r>
+          </w:p>
+        </w:tc>
+        <w:tc>
+          <w:tcPr>
+            <w:tcW w:w="1170" w:type="dxa"/>
+          </w:tcPr>
+          <w:p>
+            <w:r>
+              <w:rPr>
+                <w:sz w:val="17"/>
+              </w:rPr>
+              <w:t>1.80</w:t>
+            </w:r>
+          </w:p>
+        </w:tc>
+        <w:tc>
+          <w:tcPr>
+            <w:tcW w:w="1170" w:type="dxa"/>
+          </w:tcPr>
+          <w:p>
+            <w:r>
+              <w:rPr>
+                <w:sz w:val="17"/>
+              </w:rPr>
+              <w:t>1.50</w:t>
+            </w:r>
+          </w:p>
+        </w:tc>
+        <w:tc>
+          <w:tcPr>
+            <w:tcW w:w="1170" w:type="dxa"/>
+          </w:tcPr>
+          <w:p>
+            <w:r>
+              <w:rPr>
+                <w:sz w:val="17"/>
+              </w:rPr>
+              <w:t>1.24</w:t>
+            </w:r>
+          </w:p>
+        </w:tc>
+        <w:tc>
+          <w:tcPr>
+            <w:tcW w:w="1170" w:type="dxa"/>
+          </w:tcPr>
+          <w:p>
+            <w:r>
+              <w:rPr>
+                <w:sz w:val="17"/>
+              </w:rPr>
+              <w:t>1.07</w:t>
+            </w:r>
+          </w:p>
+        </w:tc>
+        <w:tc>
+          <w:tcPr>
+            <w:tcW w:w="1170" w:type="dxa"/>
+          </w:tcPr>
+          <w:p>
+            <w:r>
+              <w:rPr>
+                <w:sz w:val="17"/>
+              </w:rPr>
+              <w:t>+3.53</w:t>
+            </w:r>
+          </w:p>
+        </w:tc>
+        <w:tc>
+          <w:tcPr>
+            <w:tcW w:w="1170" w:type="dxa"/>
+          </w:tcPr>
+          <w:p>
+            <w:r>
+              <w:rPr>
+                <w:sz w:val="17"/>
+              </w:rPr>
+              <w:t>25.27</w:t>
+            </w:r>
+          </w:p>
+        </w:tc>
+        <w:tc>
+          <w:tcPr>
+            <w:tcW w:w="1179" w:type="dxa"/>
+          </w:tcPr>
+          <w:p>
+            <w:r>
+              <w:rPr>
+                <w:sz w:val="17"/>
+              </w:rPr>
+              <w:t>Heavy Right Skew</w:t>
+            </w:r>
+          </w:p>
+        </w:tc>
+      </w:tr>
+      <w:tr>
+        <w:trPr>
+          <w:jc w:val="center"/>
+        </w:trPr>
+        <w:tc>
+          <w:tcPr>
+            <w:tcW w:w="1333" w:type="dxa"/>
+            <w:shd w:val="clear" w:color="auto" w:fill="F2F4F7"/>
+          </w:tcPr>
+          <w:p>
+            <w:r>
+              <w:rPr>
+                <w:sz w:val="17"/>
+              </w:rPr>
+              <w:t>Electric_Field (mV/m)</w:t>
+            </w:r>
+          </w:p>
+        </w:tc>
+        <w:tc>
+          <w:tcPr>
+            <w:tcW w:w="1170" w:type="dxa"/>
+            <w:shd w:val="clear" w:color="auto" w:fill="F2F4F7"/>
+          </w:tcPr>
+          <w:p>
+            <w:r>
+              <w:rPr>
+                <w:sz w:val="17"/>
+              </w:rPr>
+              <w:t>0.06</w:t>
+            </w:r>
+          </w:p>
+        </w:tc>
+        <w:tc>
+          <w:tcPr>
+            <w:tcW w:w="1170" w:type="dxa"/>
+            <w:shd w:val="clear" w:color="auto" w:fill="F2F4F7"/>
+          </w:tcPr>
+          <w:p>
+            <w:r>
+              <w:rPr>
+                <w:sz w:val="17"/>
+              </w:rPr>
+              <w:t>0.06</w:t>
+            </w:r>
+          </w:p>
+        </w:tc>
+        <w:tc>
+          <w:tcPr>
+            <w:tcW w:w="1170" w:type="dxa"/>
+            <w:shd w:val="clear" w:color="auto" w:fill="F2F4F7"/>
+          </w:tcPr>
+          <w:p>
+            <w:r>
+              <w:rPr>
+                <w:sz w:val="17"/>
+              </w:rPr>
+              <w:t>1.13</w:t>
+            </w:r>
+          </w:p>
+        </w:tc>
+        <w:tc>
+          <w:tcPr>
+            <w:tcW w:w="1170" w:type="dxa"/>
+            <w:shd w:val="clear" w:color="auto" w:fill="F2F4F7"/>
+          </w:tcPr>
+          <w:p>
+            <w:r>
+              <w:rPr>
+                <w:sz w:val="17"/>
+              </w:rPr>
+              <w:t>1.08</w:t>
+            </w:r>
+          </w:p>
+        </w:tc>
+        <w:tc>
+          <w:tcPr>
+            <w:tcW w:w="1170" w:type="dxa"/>
+            <w:shd w:val="clear" w:color="auto" w:fill="F2F4F7"/>
+          </w:tcPr>
+          <w:p>
+            <w:r>
+              <w:rPr>
+                <w:sz w:val="17"/>
+              </w:rPr>
+              <w:t>+0.04</w:t>
+            </w:r>
+          </w:p>
+        </w:tc>
+        <w:tc>
+          <w:tcPr>
+            <w:tcW w:w="1170" w:type="dxa"/>
+            <w:shd w:val="clear" w:color="auto" w:fill="F2F4F7"/>
+          </w:tcPr>
+          <w:p>
+            <w:r>
+              <w:rPr>
+                <w:sz w:val="17"/>
+              </w:rPr>
+              <w:t>13.59</w:t>
+            </w:r>
+          </w:p>
+        </w:tc>
+        <w:tc>
+          <w:tcPr>
+            <w:tcW w:w="1179" w:type="dxa"/>
+            <w:shd w:val="clear" w:color="auto" w:fill="F2F4F7"/>
+          </w:tcPr>
+          <w:p>
+            <w:r>
+              <w:rPr>
+                <w:sz w:val="17"/>
+              </w:rPr>
+              <w:t>Highly Symmetric / Sharp Peak</w:t>
+            </w:r>
+          </w:p>
+        </w:tc>
+      </w:tr>
+      <w:tr>
+        <w:trPr>
+          <w:jc w:val="center"/>
+        </w:trPr>
+        <w:tc>
+          <w:tcPr>
+            <w:tcW w:w="1333" w:type="dxa"/>
+          </w:tcPr>
+          <w:p>
+            <w:r>
+              <w:rPr>
+                <w:sz w:val="17"/>
+              </w:rPr>
+              <w:t>Dst_index (nT) [Target]</w:t>
+            </w:r>
+          </w:p>
+        </w:tc>
+        <w:tc>
+          <w:tcPr>
+            <w:tcW w:w="1170" w:type="dxa"/>
+          </w:tcPr>
+          <w:p>
+            <w:r>
+              <w:rPr>
+                <w:sz w:val="17"/>
+              </w:rPr>
+              <w:t>-8.51</w:t>
+            </w:r>
+          </w:p>
+        </w:tc>
+        <w:tc>
+          <w:tcPr>
+            <w:tcW w:w="1170" w:type="dxa"/>
+          </w:tcPr>
+          <w:p>
+            <w:r>
+              <w:rPr>
+                <w:sz w:val="17"/>
+              </w:rPr>
+              <w:t>-6.00</w:t>
+            </w:r>
+          </w:p>
+        </w:tc>
+        <w:tc>
+          <w:tcPr>
+            <w:tcW w:w="1170" w:type="dxa"/>
+          </w:tcPr>
+          <w:p>
+            <w:r>
+              <w:rPr>
+                <w:sz w:val="17"/>
+              </w:rPr>
+              <w:t>14.40</w:t>
+            </w:r>
+          </w:p>
+        </w:tc>
+        <w:tc>
+          <w:tcPr>
+            <w:tcW w:w="1170" w:type="dxa"/>
+          </w:tcPr>
+          <w:p>
+            <w:r>
+              <w:rPr>
+                <w:sz w:val="17"/>
+              </w:rPr>
+              <w:t>15.00</w:t>
+            </w:r>
+          </w:p>
+        </w:tc>
+        <w:tc>
+          <w:tcPr>
+            <w:tcW w:w="1170" w:type="dxa"/>
+          </w:tcPr>
+          <w:p>
+            <w:r>
+              <w:rPr>
+                <w:sz w:val="17"/>
+              </w:rPr>
+              <w:t>-2.09</w:t>
+            </w:r>
+          </w:p>
+        </w:tc>
+        <w:tc>
+          <w:tcPr>
+            <w:tcW w:w="1170" w:type="dxa"/>
+          </w:tcPr>
+          <w:p>
+            <w:r>
+              <w:rPr>
+                <w:sz w:val="17"/>
+              </w:rPr>
+              <w:t>13.55</w:t>
+            </w:r>
+          </w:p>
+        </w:tc>
+        <w:tc>
+          <w:tcPr>
+            <w:tcW w:w="1179" w:type="dxa"/>
+          </w:tcPr>
+          <w:p>
+            <w:r>
+              <w:rPr>
+                <w:sz w:val="17"/>
+              </w:rPr>
+              <w:t>Heavy Left Skew (Storm Tail)</w:t>
+            </w:r>
+          </w:p>
+        </w:tc>
+      </w:tr>
+      <w:tr>
+        <w:trPr>
+          <w:jc w:val="center"/>
+        </w:trPr>
+        <w:tc>
+          <w:tcPr>
+            <w:tcW w:w="1333" w:type="dxa"/>
+          </w:tcPr>
+          <w:p>
+            <w:pPr>
+              <w:rPr>
+                <w:sz w:val="17"/>
+              </w:rPr>
+            </w:pPr>
+          </w:p>
+          <w:p>
+            <w:pPr>
+              <w:rPr>
+                <w:sz w:val="17"/>
+              </w:rPr>
+            </w:pPr>
+          </w:p>
+          <w:p>
+            <w:pPr>
+              <w:rPr>
+                <w:sz w:val="17"/>
+              </w:rPr>
+            </w:pPr>
+          </w:p>
+        </w:tc>
+        <w:tc>
+          <w:tcPr>
+            <w:tcW w:w="1170" w:type="dxa"/>
+          </w:tcPr>
+          <w:p>
+            <w:pPr>
+              <w:rPr>
+                <w:sz w:val="17"/>
+              </w:rPr>
+            </w:pPr>
+          </w:p>
+        </w:tc>
+        <w:tc>
+          <w:tcPr>
+            <w:tcW w:w="1170" w:type="dxa"/>
+          </w:tcPr>
+          <w:p>
+            <w:pPr>
+              <w:rPr>
+                <w:sz w:val="17"/>
+              </w:rPr>
+            </w:pPr>
+          </w:p>
+        </w:tc>
+        <w:tc>
+          <w:tcPr>
+            <w:tcW w:w="1170" w:type="dxa"/>
+          </w:tcPr>
+          <w:p>
+            <w:pPr>
+              <w:rPr>
+                <w:sz w:val="17"/>
+              </w:rPr>
+            </w:pPr>
+          </w:p>
+        </w:tc>
+        <w:tc>
+          <w:tcPr>
+            <w:tcW w:w="1170" w:type="dxa"/>
+          </w:tcPr>
+          <w:p>
+            <w:pPr>
+              <w:rPr>
+                <w:sz w:val="17"/>
+              </w:rPr>
+            </w:pPr>
+          </w:p>
+        </w:tc>
+        <w:tc>
+          <w:tcPr>
+            <w:tcW w:w="1170" w:type="dxa"/>
+          </w:tcPr>
+          <w:p>
+            <w:pPr>
+              <w:rPr>
+                <w:sz w:val="17"/>
+              </w:rPr>
+            </w:pPr>
+          </w:p>
+        </w:tc>
+        <w:tc>
+          <w:tcPr>
+            <w:tcW w:w="1170" w:type="dxa"/>
+          </w:tcPr>
+          <w:p>
+            <w:pPr>
+              <w:rPr>
+                <w:sz w:val="17"/>
+              </w:rPr>
+            </w:pPr>
+          </w:p>
+        </w:tc>
+        <w:tc>
+          <w:tcPr>
+            <w:tcW w:w="1179" w:type="dxa"/>
+          </w:tcPr>
+          <w:p>
+            <w:pPr>
+              <w:rPr>
+                <w:sz w:val="17"/>
+              </w:rPr>
+            </w:pPr>
+          </w:p>
+        </w:tc>
+      </w:tr>
+    </w:tbl>
+    <w:p>
+      <w:pPr>
+        <w:pStyle w:val="Heading2"/>
+      </w:pPr>
+      <w:r>
+        <w:t>3. Scientific &amp; Mathematical Interpretations</w:t>
+      </w:r>
+    </w:p>
+    <w:p>
+      <w:r>
+        <w:rPr>
+          <w:b/>
+        </w:rPr>
+        <w:t xml:space="preserve">• Positive Skewness in Solar Wind Plasma (Mean &gt; Median): </w:t>
+      </w:r>
+      <w:r>
+        <w:t>For Proton Temperature, the sample Mean (81,711 K) is dramatically higher than the Median (57,691 K) with skewness of +4.23. The background solar wind remains near 50,000 K but is punctuated by explosive CMEs exceeding 500,000 K, pulling the Mean far to the right.</w:t>
+      </w:r>
+    </w:p>
+    <w:p>
+      <w:r>
+        <w:rPr>
+          <w:b/>
+        </w:rPr>
+        <w:t xml:space="preserve">• Negative Skewness in Prediction Target Dst (Mean &lt; Median): </w:t>
+      </w:r>
+      <w:r>
+        <w:t>Dst has a Mean of -8.51 nT, Median of -6.00 nT, and skewness of -2.09. Earth magnetosphere resides at baseline (-6 to 0 nT) most of the time, but geomagnetic storms drive ring current depression down to -213 nT, forming an extreme negative tail.</w:t>
+      </w:r>
+    </w:p>
+    <w:p>
+      <w:r>
+        <w:rPr>
+          <w:b/>
+        </w:rPr>
+        <w:lastRenderedPageBreak/>
+        <w:t xml:space="preserve">• Symmetry of Interplanetary Magnetic Field Bz: </w:t>
+      </w:r>
+      <w:r>
+        <w:t>BZ_GSM skewness is +0.19 and Electric Field is +0.04 (both near zero), showing that solar wind magnetic flux fluctuates equally between northward and southward orientations across the 6-year period.</w:t>
+      </w:r>
+    </w:p>
+    <w:p>
+      <w:r>
+        <w:rPr>
+          <w:b/>
+        </w:rPr>
+        <w:t xml:space="preserve">• Heavy Kurtosis &amp; Optimization Impact (Module S-2 Link): </w:t>
+      </w:r>
+      <w:r>
+        <w:t>Variables exhibit extreme kurtosis (Temperature = 47.95, Proton Density = 15.18). Training unscaled Linear Regression or SGDRegressor with MSE loss squares these extreme outlier errors, causing explosive parameter gradients that destabilize convergence. This mathematically proves why StandardScaler is mandatory before model fitting.</w:t>
+      </w:r>
+    </w:p>
+    <w:p/>
+    <w:p/>
+    <w:p>
+      <w:pPr>
+        <w:pStyle w:val="Heading2"/>
+      </w:pPr>
+      <w:r>
+        <w:t>4. Viva &amp; Chalk-Talk Blackboard Q&amp;A Drill (Phase 2)</w:t>
+      </w:r>
+    </w:p>
+    <w:p>
+      <w:r>
+        <w:rPr>
+          <w:b/>
+          <w:color w:val="0B4F6C"/>
+        </w:rPr>
+        <w:t>Q1: What is skewness, and what does the difference between Mean and Median indicate about your solar wind data?</w:t>
+      </w:r>
+    </w:p>
+    <w:p>
+      <w:pPr>
         <w:ind w:left="288"/>
       </w:pPr>
+      <w:r>
+        <w:t>Answer: Skewness measures asymmetry around the mean. Positive skewness (Mean &gt; Median) shows a long tail toward high values. In our solar wind, Proton Density (+2.80) and Temperature (+4.23) have Means substantially higher than Medians due to infrequent, extreme CMEs that pull the Mean upward while leaving the Median robust.</w:t>
+      </w:r>
+    </w:p>
+    <w:p>
+      <w:r>
+        <w:rPr>
+          <w:b/>
+          <w:color w:val="0B4F6C"/>
+        </w:rPr>
+        <w:t>Q2: Why is the Dst index negatively skewed, while Proton Density is positively skewed?</w:t>
+      </w:r>
+    </w:p>
+    <w:p>
+      <w:pPr>
+        <w:ind w:left="288"/>
+      </w:pPr>
+      <w:r>
+        <w:t>Answer: Density has a physical floor at 0 N/cm^3 and spikes during compressed shocks, producing a positive right tail. Conversely, Dst measures geomagnetic depression: quiet conditions sit near zero, while storms depress the ring current down to -213 nT, creating a pronounced negative left tail.</w:t>
+      </w:r>
+    </w:p>
+    <w:p>
+      <w:r>
+        <w:rPr>
+          <w:b/>
+          <w:color w:val="0B4F6C"/>
+        </w:rPr>
+        <w:t>Q3: Mathematically, why does high kurtosis mandate feature scaling before training an SGD Regressor?</w:t>
+      </w:r>
+    </w:p>
+    <w:p>
+      <w:pPr>
+        <w:ind w:left="288"/>
+      </w:pPr>
+      <w:r>
+        <w:t xml:space="preserve">Answer: In SGD with MSE loss L = (y - w^T </w:t>
+      </w:r>
+      <w:proofErr w:type="gramStart"/>
+      <w:r>
+        <w:t>x)^</w:t>
+      </w:r>
+      <w:proofErr w:type="gramEnd"/>
+      <w:r>
+        <w:t xml:space="preserve">2, the parameter gradient is nabla L = -2(y - w^T </w:t>
+      </w:r>
+      <w:proofErr w:type="gramStart"/>
+      <w:r>
+        <w:t>x)x.</w:t>
+      </w:r>
+      <w:proofErr w:type="gramEnd"/>
+      <w:r>
+        <w:t xml:space="preserve"> </w:t>
+      </w:r>
+      <w:proofErr w:type="gramStart"/>
+      <w:r>
+        <w:t>Large</w:t>
+      </w:r>
+      <w:proofErr w:type="gramEnd"/>
+      <w:r>
+        <w:t xml:space="preserve"> outlier feature magnitudes cause excessive gradient steps, overshooting the minimum. StandardScaler maps </w:t>
+      </w:r>
+      <w:proofErr w:type="gramStart"/>
+      <w:r>
+        <w:t>features</w:t>
+      </w:r>
+      <w:proofErr w:type="gramEnd"/>
+      <w:r>
+        <w:t xml:space="preserve"> to zero mean and unit variance, conditioning the loss surface for stable convergence.</w:t>
+      </w:r>
+    </w:p>
+    <w:p>
+      <w:r>
+        <w:rPr>
+          <w:b/>
+          <w:color w:val="0B4F6C"/>
+        </w:rPr>
+        <w:t>Q4: What is the difference between IQR and Standard Deviation, and which is more reliable here?</w:t>
+      </w:r>
+    </w:p>
+    <w:p>
+      <w:pPr>
+        <w:ind w:left="288"/>
+      </w:pPr>
+      <w:r>
+        <w:t>Answer: Standard Deviation squares deviations from the mean and is vulnerable to extreme values. The Interquartile Range (IQR = Q3 - Q1) measures the middle 50% spread and is robust to outliers. Reporting both captures typical operational dispersion (IQR) and total variance (Std Dev).</w:t>
+      </w:r>
+    </w:p>
+    <w:p>
+      <w:pPr>
+        <w:pStyle w:val="Heading2"/>
+      </w:pPr>
+      <w:r>
+        <w:lastRenderedPageBreak/>
+        <w:t>5. Roadmap for Phase 2 (Part 2 - Next Steps)</w:t>
+      </w:r>
+    </w:p>
+    <w:p>
+      <w:pPr>
+        <w:pStyle w:val="ListBullet"/>
+      </w:pPr>
+      <w:r>
+        <w:t>1. Correlation Matrix &amp; Heatmap: Quantify linear and rank coupling between Bz, Flow Speed, and Dst.</w:t>
+      </w:r>
+    </w:p>
+    <w:p>
+      <w:pPr>
+        <w:pStyle w:val="ListBullet"/>
+      </w:pPr>
+      <w:r>
+        <w:t>2. The -213 nT Historic Storm Case Study: Zoom into the March 2023 G4 storm to plot the time delay between southward Bz and Dst depression.</w:t>
+      </w:r>
+    </w:p>
+    <w:p>
+      <w:pPr>
+        <w:pStyle w:val="ListBullet"/>
+      </w:pPr>
+      <w:r>
+        <w:t>3. Feature Coupling Visualizations: Generate bivariate scatter plots of Bz vs Dst and Flow Speed vs Dst.</w:t>
+      </w:r>
     </w:p>
     <w:sectPr>
       <w:pgSz w:w="12240" w:h="15840"/>
